--- a/public/templates/renovacao_emprestimo_fraudulento_inss.docx
+++ b/public/templates/renovacao_emprestimo_fraudulento_inss.docx
@@ -1596,7 +1596,7 @@
           <w:sz w:val="22"/>
           <w:szCs w:val="22"/>
         </w:rPr>
-        <w:t>186.386.637-7</w:t>
+        <w:t>________</w:t>
       </w:r>
       <w:r>
         <w:rPr>
@@ -1616,7 +1616,7 @@
           <w:sz w:val="22"/>
           <w:szCs w:val="22"/>
         </w:rPr>
-        <w:t>empréstimo consignado nº 584592458</w:t>
+        <w:t>empréstimo consignado nº ________</w:t>
       </w:r>
       <w:r>
         <w:rPr>
@@ -1636,7 +1636,7 @@
           <w:sz w:val="22"/>
           <w:szCs w:val="22"/>
         </w:rPr>
-        <w:t>R$ 10.120,27 (dez mil, cento e vinte reais e vinte e sete centavos)</w:t>
+        <w:t>R$ ________ (________)</w:t>
       </w:r>
       <w:r>
         <w:rPr>
@@ -1656,7 +1656,7 @@
           <w:sz w:val="22"/>
           <w:szCs w:val="22"/>
         </w:rPr>
-        <w:t>72 (setenta e duas) parcelas mensais de R$ 286,10</w:t>
+        <w:t>72 (setenta e duas) parcelas mensais de R$ ________</w:t>
       </w:r>
       <w:r>
         <w:rPr>
@@ -1721,7 +1721,7 @@
           <w:sz w:val="22"/>
           <w:szCs w:val="22"/>
         </w:rPr>
-        <w:t>janeiro de 2019</w:t>
+        <w:t>________</w:t>
       </w:r>
       <w:r>
         <w:rPr>
@@ -1741,7 +1741,7 @@
           <w:sz w:val="22"/>
           <w:szCs w:val="22"/>
         </w:rPr>
-        <w:t>dezembro de 2024</w:t>
+        <w:t>________</w:t>
       </w:r>
       <w:r>
         <w:rPr>
@@ -1761,7 +1761,7 @@
           <w:sz w:val="22"/>
           <w:szCs w:val="22"/>
         </w:rPr>
-        <w:t>regularmente averbado junto ao benefício previdenciário da requerente em 15/12/2018</w:t>
+        <w:t>regularmente averbado junto ao benefício previdenciário da requerente em ________</w:t>
       </w:r>
       <w:r>
         <w:rPr>
@@ -2087,7 +2087,7 @@
           <w:sz w:val="22"/>
           <w:szCs w:val="22"/>
         </w:rPr>
-        <w:t>baixa do contrato nº 584592458</w:t>
+        <w:t>baixa do contrato nº ________</w:t>
       </w:r>
       <w:r>
         <w:rPr>
@@ -2144,7 +2144,7 @@
           <w:sz w:val="22"/>
           <w:szCs w:val="22"/>
         </w:rPr>
-        <w:t>idêntico valor de parcela (R$ 286,10)</w:t>
+        <w:t>idêntico valor de parcela (R$ ________)</w:t>
       </w:r>
       <w:r>
         <w:rPr>
@@ -2415,7 +2415,7 @@
           <w:sz w:val="22"/>
           <w:szCs w:val="22"/>
         </w:rPr>
-        <w:t>(R$ 286,10)</w:t>
+        <w:t>(R$ ________)</w:t>
       </w:r>
       <w:r>
         <w:rPr>
@@ -2706,7 +2706,7 @@
           <w:sz w:val="22"/>
           <w:szCs w:val="22"/>
         </w:rPr>
-        <w:t>R$ 286,10</w:t>
+        <w:t>R$ ________</w:t>
       </w:r>
       <w:r>
         <w:rPr>
@@ -2938,7 +2938,7 @@
           <w:sz w:val="22"/>
           <w:szCs w:val="22"/>
         </w:rPr>
-        <w:t>(R$ 286,10)</w:t>
+        <w:t>(R$ ________)</w:t>
       </w:r>
       <w:r>
         <w:rPr>
@@ -3163,7 +3163,7 @@
           <w:sz w:val="22"/>
           <w:szCs w:val="22"/>
         </w:rPr>
-        <w:t>com o mesmo valor de parcela (R$ 286,10) e número de parcelas (84)</w:t>
+        <w:t>com o mesmo valor de parcela (R$ ________) e número de parcelas (84)</w:t>
       </w:r>
       <w:r>
         <w:rPr>
@@ -3389,7 +3389,7 @@
           <w:sz w:val="22"/>
           <w:szCs w:val="22"/>
         </w:rPr>
-        <w:t>com o mesmo valor de parcela (R$ 286,10) e número de parcelas (84)</w:t>
+        <w:t>com o mesmo valor de parcela (R$ ________) e número de parcelas (84)</w:t>
       </w:r>
       <w:r>
         <w:rPr>
@@ -3532,7 +3532,7 @@
           <w:sz w:val="22"/>
           <w:szCs w:val="22"/>
         </w:rPr>
-        <w:t>apenas reconhece como válido e regularmente contratado o empréstimo consignado nº 584592458</w:t>
+        <w:t>apenas reconhece como válido e regularmente contratado o empréstimo consignado nº ________</w:t>
       </w:r>
       <w:r>
         <w:rPr>
@@ -3551,7 +3551,7 @@
           <w:sz w:val="22"/>
           <w:szCs w:val="22"/>
         </w:rPr>
-        <w:t>15/12/2018</w:t>
+        <w:t>________</w:t>
       </w:r>
       <w:r>
         <w:rPr>
@@ -3671,7 +3671,7 @@
           <w:sz w:val="22"/>
           <w:szCs w:val="22"/>
         </w:rPr>
-        <w:t>integralmente quitado em dezembro de 2024</w:t>
+        <w:t>integralmente quitado em ________</w:t>
       </w:r>
       <w:r>
         <w:rPr>
@@ -3752,7 +3752,7 @@
           <w:sz w:val="22"/>
           <w:szCs w:val="22"/>
         </w:rPr>
-        <w:t>manteve exatamente o mesmo valor de parcela (R$ 286,10)</w:t>
+        <w:t>manteve exatamente o mesmo valor de parcela (R$ ________)</w:t>
       </w:r>
       <w:r>
         <w:rPr>
@@ -3968,7 +3968,7 @@
           <w:sz w:val="22"/>
           <w:szCs w:val="22"/>
         </w:rPr>
-        <w:t>Conforme planilha demonstrativa anexada, verifica-se que os descontos realizados entre janeiro de 2019 e dezembro de 2024 correspondem exatamente às 72 parcelas do contrato originário, as quais a parte requerente reconhece como devidas.</w:t>
+        <w:t>Conforme planilha demonstrativa anexada, verifica-se que os descontos realizados entre ________ e ________ correspondem exatamente às 72 parcelas do contrato originário, as quais a parte requerente reconhece como devidas.</w:t>
       </w:r>
     </w:p>
     <w:p>
@@ -4137,7 +4137,7 @@
                 <w:sz w:val="20"/>
                 <w:szCs w:val="20"/>
               </w:rPr>
-              <w:t>DESCONTOS DEVIDOS PARA QUITAÇÃO DO EMPRÉSTIMO ORIGINÁRIO – CONTRATO N° 584592458</w:t>
+              <w:t>DESCONTOS DEVIDOS PARA QUITAÇÃO DO EMPRÉSTIMO ORIGINÁRIO – CONTRATO N° ________</w:t>
             </w:r>
           </w:p>
         </w:tc>
@@ -4354,7 +4354,7 @@
                 <w:sz w:val="20"/>
                 <w:szCs w:val="20"/>
               </w:rPr>
-              <w:t>R$ 286,10</w:t>
+              <w:t>R$ ________</w:t>
             </w:r>
           </w:p>
         </w:tc>
@@ -4461,7 +4461,7 @@
                 <w:sz w:val="20"/>
                 <w:szCs w:val="20"/>
               </w:rPr>
-              <w:t>R$ 286,10</w:t>
+              <w:t>R$ ________</w:t>
             </w:r>
           </w:p>
         </w:tc>
@@ -4565,7 +4565,7 @@
                 <w:sz w:val="20"/>
                 <w:szCs w:val="20"/>
               </w:rPr>
-              <w:t>R$ 286,10</w:t>
+              <w:t>R$ ________</w:t>
             </w:r>
           </w:p>
         </w:tc>
@@ -4673,7 +4673,7 @@
                 <w:sz w:val="20"/>
                 <w:szCs w:val="20"/>
               </w:rPr>
-              <w:t>R$ 286,10</w:t>
+              <w:t>R$ ________</w:t>
             </w:r>
           </w:p>
         </w:tc>
@@ -4777,7 +4777,7 @@
                 <w:sz w:val="20"/>
                 <w:szCs w:val="20"/>
               </w:rPr>
-              <w:t>R$ 286,10</w:t>
+              <w:t>R$ ________</w:t>
             </w:r>
           </w:p>
         </w:tc>
@@ -4884,7 +4884,7 @@
                 <w:sz w:val="20"/>
                 <w:szCs w:val="20"/>
               </w:rPr>
-              <w:t>R$ 286,10</w:t>
+              <w:t>R$ ________</w:t>
             </w:r>
           </w:p>
         </w:tc>
@@ -4988,7 +4988,7 @@
                 <w:sz w:val="20"/>
                 <w:szCs w:val="20"/>
               </w:rPr>
-              <w:t>R$ 286,10</w:t>
+              <w:t>R$ ________</w:t>
             </w:r>
           </w:p>
         </w:tc>
@@ -5095,7 +5095,7 @@
                 <w:sz w:val="20"/>
                 <w:szCs w:val="20"/>
               </w:rPr>
-              <w:t>R$ 286,10</w:t>
+              <w:t>R$ ________</w:t>
             </w:r>
           </w:p>
         </w:tc>
@@ -5199,7 +5199,7 @@
                 <w:sz w:val="20"/>
                 <w:szCs w:val="20"/>
               </w:rPr>
-              <w:t>R$ 286,10</w:t>
+              <w:t>R$ ________</w:t>
             </w:r>
           </w:p>
         </w:tc>
@@ -5306,7 +5306,7 @@
                 <w:sz w:val="20"/>
                 <w:szCs w:val="20"/>
               </w:rPr>
-              <w:t>R$ 286,10</w:t>
+              <w:t>R$ ________</w:t>
             </w:r>
           </w:p>
         </w:tc>
@@ -5410,7 +5410,7 @@
                 <w:sz w:val="20"/>
                 <w:szCs w:val="20"/>
               </w:rPr>
-              <w:t>R$ 286,10</w:t>
+              <w:t>R$ ________</w:t>
             </w:r>
           </w:p>
         </w:tc>
@@ -5517,7 +5517,7 @@
                 <w:sz w:val="20"/>
                 <w:szCs w:val="20"/>
               </w:rPr>
-              <w:t>R$ 286,10</w:t>
+              <w:t>R$ ________</w:t>
             </w:r>
           </w:p>
         </w:tc>
@@ -5619,7 +5619,7 @@
                 <w:sz w:val="20"/>
                 <w:szCs w:val="20"/>
               </w:rPr>
-              <w:t>R$ 286,10</w:t>
+              <w:t>R$ ________</w:t>
             </w:r>
           </w:p>
         </w:tc>
@@ -5724,7 +5724,7 @@
                 <w:sz w:val="20"/>
                 <w:szCs w:val="20"/>
               </w:rPr>
-              <w:t>R$ 286,10</w:t>
+              <w:t>R$ ________</w:t>
             </w:r>
           </w:p>
         </w:tc>
@@ -5826,7 +5826,7 @@
                 <w:sz w:val="20"/>
                 <w:szCs w:val="20"/>
               </w:rPr>
-              <w:t>R$ 286,10</w:t>
+              <w:t>R$ ________</w:t>
             </w:r>
           </w:p>
         </w:tc>
@@ -5931,7 +5931,7 @@
                 <w:sz w:val="20"/>
                 <w:szCs w:val="20"/>
               </w:rPr>
-              <w:t>R$ 286,10</w:t>
+              <w:t>R$ ________</w:t>
             </w:r>
           </w:p>
         </w:tc>
@@ -6033,7 +6033,7 @@
                 <w:sz w:val="20"/>
                 <w:szCs w:val="20"/>
               </w:rPr>
-              <w:t>R$ 286,10</w:t>
+              <w:t>R$ ________</w:t>
             </w:r>
           </w:p>
         </w:tc>
@@ -6138,7 +6138,7 @@
                 <w:sz w:val="20"/>
                 <w:szCs w:val="20"/>
               </w:rPr>
-              <w:t>R$ 286,10</w:t>
+              <w:t>R$ ________</w:t>
             </w:r>
           </w:p>
         </w:tc>
@@ -6240,7 +6240,7 @@
                 <w:sz w:val="20"/>
                 <w:szCs w:val="20"/>
               </w:rPr>
-              <w:t>R$ 286,10</w:t>
+              <w:t>R$ ________</w:t>
             </w:r>
           </w:p>
         </w:tc>
@@ -6345,7 +6345,7 @@
                 <w:sz w:val="20"/>
                 <w:szCs w:val="20"/>
               </w:rPr>
-              <w:t>R$ 286,10</w:t>
+              <w:t>R$ ________</w:t>
             </w:r>
           </w:p>
         </w:tc>
@@ -6447,7 +6447,7 @@
                 <w:sz w:val="20"/>
                 <w:szCs w:val="20"/>
               </w:rPr>
-              <w:t>R$ 286,10</w:t>
+              <w:t>R$ ________</w:t>
             </w:r>
           </w:p>
         </w:tc>
@@ -6552,7 +6552,7 @@
                 <w:sz w:val="20"/>
                 <w:szCs w:val="20"/>
               </w:rPr>
-              <w:t>R$ 286,10</w:t>
+              <w:t>R$ ________</w:t>
             </w:r>
           </w:p>
         </w:tc>
@@ -6654,7 +6654,7 @@
                 <w:sz w:val="20"/>
                 <w:szCs w:val="20"/>
               </w:rPr>
-              <w:t>R$ 286,10</w:t>
+              <w:t>R$ ________</w:t>
             </w:r>
           </w:p>
         </w:tc>
@@ -6759,7 +6759,7 @@
                 <w:sz w:val="20"/>
                 <w:szCs w:val="20"/>
               </w:rPr>
-              <w:t>R$ 286,10</w:t>
+              <w:t>R$ ________</w:t>
             </w:r>
           </w:p>
         </w:tc>
@@ -6861,7 +6861,7 @@
                 <w:sz w:val="20"/>
                 <w:szCs w:val="20"/>
               </w:rPr>
-              <w:t>R$ 286,10</w:t>
+              <w:t>R$ ________</w:t>
             </w:r>
           </w:p>
         </w:tc>
@@ -6966,7 +6966,7 @@
                 <w:sz w:val="20"/>
                 <w:szCs w:val="20"/>
               </w:rPr>
-              <w:t>R$ 286,10</w:t>
+              <w:t>R$ ________</w:t>
             </w:r>
           </w:p>
         </w:tc>
@@ -7068,7 +7068,7 @@
                 <w:sz w:val="20"/>
                 <w:szCs w:val="20"/>
               </w:rPr>
-              <w:t>R$ 286,10</w:t>
+              <w:t>R$ ________</w:t>
             </w:r>
           </w:p>
         </w:tc>
@@ -7173,7 +7173,7 @@
                 <w:sz w:val="20"/>
                 <w:szCs w:val="20"/>
               </w:rPr>
-              <w:t>R$ 286,10</w:t>
+              <w:t>R$ ________</w:t>
             </w:r>
           </w:p>
         </w:tc>
@@ -7275,7 +7275,7 @@
                 <w:sz w:val="20"/>
                 <w:szCs w:val="20"/>
               </w:rPr>
-              <w:t>R$ 286,10</w:t>
+              <w:t>R$ ________</w:t>
             </w:r>
           </w:p>
         </w:tc>
@@ -7380,7 +7380,7 @@
                 <w:sz w:val="20"/>
                 <w:szCs w:val="20"/>
               </w:rPr>
-              <w:t>R$ 286,10</w:t>
+              <w:t>R$ ________</w:t>
             </w:r>
           </w:p>
         </w:tc>
@@ -7482,7 +7482,7 @@
                 <w:sz w:val="20"/>
                 <w:szCs w:val="20"/>
               </w:rPr>
-              <w:t>R$ 286,10</w:t>
+              <w:t>R$ ________</w:t>
             </w:r>
           </w:p>
         </w:tc>
@@ -7587,7 +7587,7 @@
                 <w:sz w:val="20"/>
                 <w:szCs w:val="20"/>
               </w:rPr>
-              <w:t>R$ 286,10</w:t>
+              <w:t>R$ ________</w:t>
             </w:r>
           </w:p>
         </w:tc>
@@ -7689,7 +7689,7 @@
                 <w:sz w:val="20"/>
                 <w:szCs w:val="20"/>
               </w:rPr>
-              <w:t>R$ 286,10</w:t>
+              <w:t>R$ ________</w:t>
             </w:r>
           </w:p>
         </w:tc>
@@ -7794,7 +7794,7 @@
                 <w:sz w:val="20"/>
                 <w:szCs w:val="20"/>
               </w:rPr>
-              <w:t>R$ 286,10</w:t>
+              <w:t>R$ ________</w:t>
             </w:r>
           </w:p>
         </w:tc>
@@ -7896,7 +7896,7 @@
                 <w:sz w:val="20"/>
                 <w:szCs w:val="20"/>
               </w:rPr>
-              <w:t>R$ 286,10</w:t>
+              <w:t>R$ ________</w:t>
             </w:r>
           </w:p>
         </w:tc>
@@ -8001,7 +8001,7 @@
                 <w:sz w:val="20"/>
                 <w:szCs w:val="20"/>
               </w:rPr>
-              <w:t>R$ 286,10</w:t>
+              <w:t>R$ ________</w:t>
             </w:r>
           </w:p>
         </w:tc>
@@ -8103,7 +8103,7 @@
                 <w:sz w:val="20"/>
                 <w:szCs w:val="20"/>
               </w:rPr>
-              <w:t>R$ 286,10</w:t>
+              <w:t>R$ ________</w:t>
             </w:r>
           </w:p>
         </w:tc>
@@ -8208,7 +8208,7 @@
                 <w:sz w:val="20"/>
                 <w:szCs w:val="20"/>
               </w:rPr>
-              <w:t>R$ 286,10</w:t>
+              <w:t>R$ ________</w:t>
             </w:r>
           </w:p>
         </w:tc>
@@ -8310,7 +8310,7 @@
                 <w:sz w:val="20"/>
                 <w:szCs w:val="20"/>
               </w:rPr>
-              <w:t>R$ 286,10</w:t>
+              <w:t>R$ ________</w:t>
             </w:r>
           </w:p>
         </w:tc>
@@ -8415,7 +8415,7 @@
                 <w:sz w:val="20"/>
                 <w:szCs w:val="20"/>
               </w:rPr>
-              <w:t>R$ 286,10</w:t>
+              <w:t>R$ ________</w:t>
             </w:r>
           </w:p>
         </w:tc>
@@ -8517,7 +8517,7 @@
                 <w:sz w:val="20"/>
                 <w:szCs w:val="20"/>
               </w:rPr>
-              <w:t>R$ 286,10</w:t>
+              <w:t>R$ ________</w:t>
             </w:r>
           </w:p>
         </w:tc>
@@ -8622,7 +8622,7 @@
                 <w:sz w:val="20"/>
                 <w:szCs w:val="20"/>
               </w:rPr>
-              <w:t>R$ 286,10</w:t>
+              <w:t>R$ ________</w:t>
             </w:r>
           </w:p>
         </w:tc>
@@ -8724,7 +8724,7 @@
                 <w:sz w:val="20"/>
                 <w:szCs w:val="20"/>
               </w:rPr>
-              <w:t>R$ 286,10</w:t>
+              <w:t>R$ ________</w:t>
             </w:r>
           </w:p>
         </w:tc>
@@ -8829,7 +8829,7 @@
                 <w:sz w:val="20"/>
                 <w:szCs w:val="20"/>
               </w:rPr>
-              <w:t>R$ 286,10</w:t>
+              <w:t>R$ ________</w:t>
             </w:r>
           </w:p>
         </w:tc>
@@ -8931,7 +8931,7 @@
                 <w:sz w:val="20"/>
                 <w:szCs w:val="20"/>
               </w:rPr>
-              <w:t>R$ 286,10</w:t>
+              <w:t>R$ ________</w:t>
             </w:r>
           </w:p>
         </w:tc>
@@ -9037,7 +9037,7 @@
                 <w:sz w:val="20"/>
                 <w:szCs w:val="20"/>
               </w:rPr>
-              <w:t>R$ 286,10</w:t>
+              <w:t>R$ ________</w:t>
             </w:r>
           </w:p>
         </w:tc>
@@ -9139,7 +9139,7 @@
                 <w:sz w:val="20"/>
                 <w:szCs w:val="20"/>
               </w:rPr>
-              <w:t>R$ 286,10</w:t>
+              <w:t>R$ ________</w:t>
             </w:r>
           </w:p>
         </w:tc>
@@ -9244,7 +9244,7 @@
                 <w:sz w:val="20"/>
                 <w:szCs w:val="20"/>
               </w:rPr>
-              <w:t>R$ 286,10</w:t>
+              <w:t>R$ ________</w:t>
             </w:r>
           </w:p>
         </w:tc>
@@ -9346,7 +9346,7 @@
                 <w:sz w:val="20"/>
                 <w:szCs w:val="20"/>
               </w:rPr>
-              <w:t>R$ 286,10</w:t>
+              <w:t>R$ ________</w:t>
             </w:r>
           </w:p>
         </w:tc>
@@ -9451,7 +9451,7 @@
                 <w:sz w:val="20"/>
                 <w:szCs w:val="20"/>
               </w:rPr>
-              <w:t>R$ 286,10</w:t>
+              <w:t>R$ ________</w:t>
             </w:r>
           </w:p>
         </w:tc>
@@ -9553,7 +9553,7 @@
                 <w:sz w:val="20"/>
                 <w:szCs w:val="20"/>
               </w:rPr>
-              <w:t>R$ 286,10</w:t>
+              <w:t>R$ ________</w:t>
             </w:r>
           </w:p>
         </w:tc>
@@ -9658,7 +9658,7 @@
                 <w:sz w:val="20"/>
                 <w:szCs w:val="20"/>
               </w:rPr>
-              <w:t>R$ 286,10</w:t>
+              <w:t>R$ ________</w:t>
             </w:r>
           </w:p>
         </w:tc>
@@ -9760,7 +9760,7 @@
                 <w:sz w:val="20"/>
                 <w:szCs w:val="20"/>
               </w:rPr>
-              <w:t>R$ 286,10</w:t>
+              <w:t>R$ ________</w:t>
             </w:r>
           </w:p>
         </w:tc>
@@ -9865,7 +9865,7 @@
                 <w:sz w:val="20"/>
                 <w:szCs w:val="20"/>
               </w:rPr>
-              <w:t>R$ 286,10</w:t>
+              <w:t>R$ ________</w:t>
             </w:r>
           </w:p>
         </w:tc>
@@ -9967,7 +9967,7 @@
                 <w:sz w:val="20"/>
                 <w:szCs w:val="20"/>
               </w:rPr>
-              <w:t>R$ 286,10</w:t>
+              <w:t>R$ ________</w:t>
             </w:r>
           </w:p>
         </w:tc>
@@ -10072,7 +10072,7 @@
                 <w:sz w:val="20"/>
                 <w:szCs w:val="20"/>
               </w:rPr>
-              <w:t>R$ 286,10</w:t>
+              <w:t>R$ ________</w:t>
             </w:r>
           </w:p>
         </w:tc>
@@ -10174,7 +10174,7 @@
                 <w:sz w:val="20"/>
                 <w:szCs w:val="20"/>
               </w:rPr>
-              <w:t>R$ 286,10</w:t>
+              <w:t>R$ ________</w:t>
             </w:r>
           </w:p>
         </w:tc>
@@ -10279,7 +10279,7 @@
                 <w:sz w:val="20"/>
                 <w:szCs w:val="20"/>
               </w:rPr>
-              <w:t>R$ 286,10</w:t>
+              <w:t>R$ ________</w:t>
             </w:r>
           </w:p>
         </w:tc>
@@ -10381,7 +10381,7 @@
                 <w:sz w:val="20"/>
                 <w:szCs w:val="20"/>
               </w:rPr>
-              <w:t>R$ 286,10</w:t>
+              <w:t>R$ ________</w:t>
             </w:r>
           </w:p>
         </w:tc>
@@ -10486,7 +10486,7 @@
                 <w:sz w:val="20"/>
                 <w:szCs w:val="20"/>
               </w:rPr>
-              <w:t>R$ 286,10</w:t>
+              <w:t>R$ ________</w:t>
             </w:r>
           </w:p>
         </w:tc>
@@ -10588,7 +10588,7 @@
                 <w:sz w:val="20"/>
                 <w:szCs w:val="20"/>
               </w:rPr>
-              <w:t>R$ 286,10</w:t>
+              <w:t>R$ ________</w:t>
             </w:r>
           </w:p>
         </w:tc>
@@ -10693,7 +10693,7 @@
                 <w:sz w:val="20"/>
                 <w:szCs w:val="20"/>
               </w:rPr>
-              <w:t>R$ 286,10</w:t>
+              <w:t>R$ ________</w:t>
             </w:r>
           </w:p>
         </w:tc>
@@ -10795,7 +10795,7 @@
                 <w:sz w:val="20"/>
                 <w:szCs w:val="20"/>
               </w:rPr>
-              <w:t>R$ 286,10</w:t>
+              <w:t>R$ ________</w:t>
             </w:r>
           </w:p>
         </w:tc>
@@ -10900,7 +10900,7 @@
                 <w:sz w:val="20"/>
                 <w:szCs w:val="20"/>
               </w:rPr>
-              <w:t>R$ 286,10</w:t>
+              <w:t>R$ ________</w:t>
             </w:r>
           </w:p>
         </w:tc>
@@ -11002,7 +11002,7 @@
                 <w:sz w:val="20"/>
                 <w:szCs w:val="20"/>
               </w:rPr>
-              <w:t>R$ 286,10</w:t>
+              <w:t>R$ ________</w:t>
             </w:r>
           </w:p>
         </w:tc>
@@ -11107,7 +11107,7 @@
                 <w:sz w:val="20"/>
                 <w:szCs w:val="20"/>
               </w:rPr>
-              <w:t>R$ 286,10</w:t>
+              <w:t>R$ ________</w:t>
             </w:r>
           </w:p>
         </w:tc>
@@ -11209,7 +11209,7 @@
                 <w:sz w:val="20"/>
                 <w:szCs w:val="20"/>
               </w:rPr>
-              <w:t>R$ 286,10</w:t>
+              <w:t>R$ ________</w:t>
             </w:r>
           </w:p>
         </w:tc>
@@ -11314,7 +11314,7 @@
                 <w:sz w:val="20"/>
                 <w:szCs w:val="20"/>
               </w:rPr>
-              <w:t>R$ 286,10</w:t>
+              <w:t>R$ ________</w:t>
             </w:r>
           </w:p>
         </w:tc>
@@ -11416,7 +11416,7 @@
                 <w:sz w:val="20"/>
                 <w:szCs w:val="20"/>
               </w:rPr>
-              <w:t>R$ 286,10</w:t>
+              <w:t>R$ ________</w:t>
             </w:r>
           </w:p>
         </w:tc>
@@ -11521,7 +11521,7 @@
                 <w:sz w:val="20"/>
                 <w:szCs w:val="20"/>
               </w:rPr>
-              <w:t>R$ 286,10</w:t>
+              <w:t>R$ ________</w:t>
             </w:r>
           </w:p>
         </w:tc>
@@ -11623,7 +11623,7 @@
                 <w:sz w:val="20"/>
                 <w:szCs w:val="20"/>
               </w:rPr>
-              <w:t>R$ 286,10</w:t>
+              <w:t>R$ ________</w:t>
             </w:r>
           </w:p>
         </w:tc>
@@ -11728,7 +11728,7 @@
                 <w:sz w:val="20"/>
                 <w:szCs w:val="20"/>
               </w:rPr>
-              <w:t>R$ 286,10</w:t>
+              <w:t>R$ ________</w:t>
             </w:r>
           </w:p>
         </w:tc>
@@ -11947,7 +11947,7 @@
                 <w:sz w:val="20"/>
                 <w:szCs w:val="20"/>
               </w:rPr>
-              <w:t>R$ 286,10</w:t>
+              <w:t>R$ ________</w:t>
             </w:r>
           </w:p>
         </w:tc>
@@ -12054,7 +12054,7 @@
                 <w:sz w:val="20"/>
                 <w:szCs w:val="20"/>
               </w:rPr>
-              <w:t>R$ 286,10</w:t>
+              <w:t>R$ ________</w:t>
             </w:r>
           </w:p>
         </w:tc>
@@ -12158,7 +12158,7 @@
                 <w:sz w:val="20"/>
                 <w:szCs w:val="20"/>
               </w:rPr>
-              <w:t>R$ 286,10</w:t>
+              <w:t>R$ ________</w:t>
             </w:r>
           </w:p>
         </w:tc>
@@ -12265,7 +12265,7 @@
                 <w:sz w:val="20"/>
                 <w:szCs w:val="20"/>
               </w:rPr>
-              <w:t>R$ 286,10</w:t>
+              <w:t>R$ ________</w:t>
             </w:r>
           </w:p>
         </w:tc>
@@ -12369,7 +12369,7 @@
                 <w:sz w:val="20"/>
                 <w:szCs w:val="20"/>
               </w:rPr>
-              <w:t>R$ 286,10</w:t>
+              <w:t>R$ ________</w:t>
             </w:r>
           </w:p>
         </w:tc>
@@ -12476,7 +12476,7 @@
                 <w:sz w:val="20"/>
                 <w:szCs w:val="20"/>
               </w:rPr>
-              <w:t>R$ 286,10</w:t>
+              <w:t>R$ ________</w:t>
             </w:r>
           </w:p>
         </w:tc>
@@ -12580,7 +12580,7 @@
                 <w:sz w:val="20"/>
                 <w:szCs w:val="20"/>
               </w:rPr>
-              <w:t>R$ 286,10</w:t>
+              <w:t>R$ ________</w:t>
             </w:r>
           </w:p>
         </w:tc>
@@ -12687,7 +12687,7 @@
                 <w:sz w:val="20"/>
                 <w:szCs w:val="20"/>
               </w:rPr>
-              <w:t>R$ 286,10</w:t>
+              <w:t>R$ ________</w:t>
             </w:r>
           </w:p>
         </w:tc>
@@ -12791,7 +12791,7 @@
                 <w:sz w:val="20"/>
                 <w:szCs w:val="20"/>
               </w:rPr>
-              <w:t>R$ 286,10</w:t>
+              <w:t>R$ ________</w:t>
             </w:r>
           </w:p>
         </w:tc>
@@ -12898,7 +12898,7 @@
                 <w:sz w:val="20"/>
                 <w:szCs w:val="20"/>
               </w:rPr>
-              <w:t>R$ 286,10</w:t>
+              <w:t>R$ ________</w:t>
             </w:r>
           </w:p>
         </w:tc>
@@ -13002,7 +13002,7 @@
                 <w:sz w:val="20"/>
                 <w:szCs w:val="20"/>
               </w:rPr>
-              <w:t>R$ 286,10</w:t>
+              <w:t>R$ ________</w:t>
             </w:r>
           </w:p>
         </w:tc>
@@ -13109,7 +13109,7 @@
                 <w:sz w:val="20"/>
                 <w:szCs w:val="20"/>
               </w:rPr>
-              <w:t>R$ 286,10</w:t>
+              <w:t>R$ ________</w:t>
             </w:r>
           </w:p>
         </w:tc>
@@ -13215,7 +13215,7 @@
                 <w:sz w:val="20"/>
                 <w:szCs w:val="20"/>
               </w:rPr>
-              <w:t>R$ 286,10</w:t>
+              <w:t>R$ ________</w:t>
             </w:r>
           </w:p>
         </w:tc>
@@ -13365,7 +13365,7 @@
           <w:sz w:val="22"/>
           <w:szCs w:val="22"/>
         </w:rPr>
-        <w:t>janeiro de 2019 e dezembro de 2024</w:t>
+        <w:t>________ e ________</w:t>
       </w:r>
       <w:r>
         <w:rPr>
@@ -13401,7 +13401,7 @@
           <w:sz w:val="22"/>
           <w:szCs w:val="22"/>
         </w:rPr>
-        <w:t>nº 584592458</w:t>
+        <w:t>nº ________</w:t>
       </w:r>
       <w:r>
         <w:rPr>
@@ -13419,7 +13419,7 @@
           <w:sz w:val="22"/>
           <w:szCs w:val="22"/>
         </w:rPr>
-        <w:t>15/12/2018</w:t>
+        <w:t>________</w:t>
       </w:r>
       <w:r>
         <w:rPr>
@@ -15500,7 +15500,7 @@
           <w:bCs/>
           <w:lang w:val="pt-BR"/>
         </w:rPr>
-        <w:t>apenas reconhece como válido o contrato originário, regularmente celebrado e averbado em 15/12/2018, sendo absolutamente desconhecidas — e jamais anuídas — as sucessivas renovações promovidas unilateralmente pelo banco requerido</w:t>
+        <w:t>apenas reconhece como válido o contrato originário, regularmente celebrado e averbado em ________, sendo absolutamente desconhecidas — e jamais anuídas — as sucessivas renovações promovidas unilateralmente pelo banco requerido</w:t>
       </w:r>
       <w:r>
         <w:rPr>
@@ -15915,14 +15915,14 @@
           <w:bCs/>
           <w:lang w:val="pt-BR"/>
         </w:rPr>
-        <w:t>exclusivamente o contrato originário nº 584592458</w:t>
-      </w:r>
-      <w:r>
-        <w:rPr>
-          <w:rFonts w:cs="Calibri"/>
-          <w:lang w:val="pt-BR"/>
-        </w:rPr>
-        <w:t>, averbado em 15/12/2018.</w:t>
+        <w:t>exclusivamente o contrato originário nº ________</w:t>
+      </w:r>
+      <w:r>
+        <w:rPr>
+          <w:rFonts w:cs="Calibri"/>
+          <w:lang w:val="pt-BR"/>
+        </w:rPr>
+        <w:t>, averbado em ________.</w:t>
       </w:r>
     </w:p>
     <w:p>
@@ -16413,7 +16413,7 @@
           <w:rFonts w:cs="Calibri"/>
           <w:lang w:val="pt-BR"/>
         </w:rPr>
-        <w:t>, regularmente averbado em 15/12/2018 e quitado no prazo inicialmente pactuado.</w:t>
+        <w:t>, regularmente averbado em ________ e quitado no prazo inicialmente pactuado.</w:t>
       </w:r>
     </w:p>
     <w:p>
